--- a/일본판/3부/3부_12화_다시_법정으로.docx
+++ b/일본판/3부/3부_12화_다시_법정으로.docx
@@ -92,7 +92,7 @@
           <w:color w:val="555555"/>
           <w:sz w:val="22"/>
         </w:rPr>
-        <w:t>(2023年8月25日(金)、午前8時。桐生法律事務所。窓の外は薄曇り。応接室のテレビが、小さな音で、昨日の「海洋放出開始」の映像を繰り返している。机の上に、冷めた茶。茜と三浦が、画面を見ずに、書類をそろえている。扉が荒く開き、大城が入ってくる。作業着、目の下に隈。)</w:t>
+        <w:t>(2023年8月25日(金)、午前8時。桐生法律事務所。窓の外は薄曇り。応接室のテレビが小さな音で、昨日の「海洋放出開始」の映像を繰り返している。机の上に、冷めた茶。茜と三浦が画面を見ずに書類をそろえている。扉が荒く開き、大城が入ってくる。作業着、目の下に隈。)</w:t>
       </w:r>
     </w:p>
     <w:p>
@@ -161,7 +161,7 @@
           <w:i w:val="0"/>
           <w:sz w:val="22"/>
         </w:rPr>
-        <w:t>寝れるか。昨日の一時に、ポンプが回ったって、浜の無線で聞いた。(椅子に座らず、立ったまま)一回目は七千八百トン、十七日間。数字は、全部、紙に書いてある。紙に書いてあれば、安全か。</w:t>
+        <w:t>寝れるか。昨日の一時にポンプが回ったって浜の無線で聞いた。(椅子に座らず、立ったまま)一回目は七千八百トン、十七日間。数字は全部紙に書いてある。紙に書いてあれば安全か。</w:t>
       </w:r>
     </w:p>
     <w:p>
@@ -184,7 +184,7 @@
           <w:i w:val="0"/>
           <w:sz w:val="22"/>
         </w:rPr>
-        <w:t>一リットルあたり千五百ベクレル未満に薄める、というのが、国と電力の説明です。</w:t>
+        <w:t>一リットルあたり千五百ベクレル未満に薄める、というのが国と電力の説明です。</w:t>
       </w:r>
     </w:p>
     <w:p>
@@ -207,7 +207,7 @@
           <w:i w:val="0"/>
           <w:sz w:val="22"/>
         </w:rPr>
-        <w:t>説明は、聞いた。官邸でも、聞いた。……聞いてもらえなかったのは、こっちだ。(遼が、階段を上がってくる。スーツの襟に、バッジがない。ポケットに、手を入れている。)</w:t>
+        <w:t>説明は聞いた。官邸でも聞いた。……聞いてもらえなかったのは、こっちだ。(遼が階段を上がってくる。スーツの襟にバッジがない。ポケットに手を入れている。)</w:t>
       </w:r>
     </w:p>
     <w:p>
@@ -253,7 +253,7 @@
           <w:i w:val="0"/>
           <w:sz w:val="22"/>
         </w:rPr>
-        <w:t>先生。昨日、官邸の玄関で、あんたが言ったこと。あの質問に、総理は、答えなかった。</w:t>
+        <w:t>先生。昨日、官邸の玄関であんたが言ったこと。あの質問に総理は答えなかった。</w:t>
       </w:r>
     </w:p>
     <w:p>
@@ -276,7 +276,7 @@
           <w:i w:val="0"/>
           <w:sz w:val="22"/>
         </w:rPr>
-        <w:t>答えは、なかったですね。</w:t>
+        <w:t>答えはなかったですね。</w:t>
       </w:r>
     </w:p>
     <w:p>
@@ -299,7 +299,7 @@
           <w:i w:val="0"/>
           <w:sz w:val="22"/>
         </w:rPr>
-        <w:t>国は、聞かなくても、いい。国会も、聞かなくても、いい。(間)裁判所は、聞かなきゃならない。違うか。</w:t>
+        <w:t>国は聞かなくてもいい。国会も聞かなくてもいい。(間)裁判所は、聞かなきゃならない。違うか。</w:t>
       </w:r>
     </w:p>
     <w:p>
@@ -322,7 +322,7 @@
           <w:i w:val="0"/>
           <w:sz w:val="22"/>
         </w:rPr>
-        <w:t>……違いません。聞く義務が、あります。聞いた上で、どう判断するかは、別ですが。</w:t>
+        <w:t>……違いません。聞く義務があります。聞いた上でどう判断するかは別ですが。</w:t>
       </w:r>
     </w:p>
     <w:p>
@@ -345,7 +345,7 @@
           <w:i w:val="0"/>
           <w:sz w:val="22"/>
         </w:rPr>
-        <w:t>それでいい。聞いてもらえれば。(書類袋を机に置く)組合員の十二人と、原告団の三十人と、あたし。四十三人。差止めの、仮処分。(遼を、まっすぐ見る)代理人は、あんたがいい。</w:t>
+        <w:t>それでいい。聞いてもらえれば。(書類袋を机に置く)組合員の十二人と、原告団の三十人と、あたし。四十三人。差止めの仮処分。(遼をまっすぐ見る)代理人はあんたがいい。</w:t>
       </w:r>
     </w:p>
     <w:p>
@@ -383,7 +383,7 @@
           <w:i w:val="0"/>
           <w:sz w:val="22"/>
         </w:rPr>
-        <w:t>大城さん。僕は、今、議員です。</w:t>
+        <w:t>大城さん。僕は今、議員です。</w:t>
       </w:r>
     </w:p>
     <w:p>
@@ -429,7 +429,7 @@
           <w:i w:val="0"/>
           <w:sz w:val="22"/>
         </w:rPr>
-        <w:t>議員の僕が、国の方針に沿って放出を進める電力会社を、相手にする。党も、後援会も、黙っていません。それに、議員が代理人として法廷に立てば、利益相反だと言われます。</w:t>
+        <w:t>議員の僕が、国の方針に沿って放出を進める電力会社を相手にする。党も後援会も黙っていません。それに、議員が代理人として法廷に立てば利益相反だと言われます。</w:t>
       </w:r>
     </w:p>
     <w:p>
@@ -452,7 +452,7 @@
           <w:i w:val="0"/>
           <w:sz w:val="22"/>
         </w:rPr>
-        <w:t>ぶつかるさ。ぶつかるのを、見たくて頼んでる。</w:t>
+        <w:t>ぶつかるさ。ぶつかるのを見たくて頼んでる。</w:t>
       </w:r>
     </w:p>
     <w:p>
@@ -485,7 +485,7 @@
           <w:i w:val="0"/>
           <w:sz w:val="22"/>
         </w:rPr>
-        <w:t>先生。申立書の骨子は、実は、昨日の夜に、書いてあります。</w:t>
+        <w:t>先生。申立書の骨子は、実は昨日の夜に書いてあります。</w:t>
       </w:r>
     </w:p>
     <w:p>
@@ -531,7 +531,7 @@
           <w:i w:val="0"/>
           <w:sz w:val="22"/>
         </w:rPr>
-        <w:t>官邸の面談が、うまくいかないと、思っていたので。(書類を、遼に滑らせる)代理人欄は、空白にしてあります。</w:t>
+        <w:t>官邸の面談がうまくいかないと思っていたので。(書類を遼に滑らせる)代理人欄は空白にしてあります。</w:t>
       </w:r>
     </w:p>
     <w:p>
@@ -546,7 +546,7 @@
           <w:color w:val="555555"/>
           <w:sz w:val="22"/>
         </w:rPr>
-        <w:t>(遼が、書類の一枚目に目を落とす。「債権者 大城千鶴ほか四十二名 債務者 奥浜電力株式会社」。しばらく、黙る。)</w:t>
+        <w:t>(遼が書類の一枚目に目を落とす。「債権者 大城千鶴ほか四十二名 債務者 奥浜電力株式会社」。しばらく黙る。)</w:t>
       </w:r>
     </w:p>
     <w:p>
@@ -569,7 +569,7 @@
           <w:i w:val="0"/>
           <w:sz w:val="22"/>
         </w:rPr>
-        <w:t>……午後、考えをまとめます。夕方までに、お返事します。</w:t>
+        <w:t>……午後、考えをまとめます。夕方までにお返事します。</w:t>
       </w:r>
     </w:p>
     <w:p>
@@ -592,7 +592,7 @@
           <w:i w:val="0"/>
           <w:sz w:val="22"/>
         </w:rPr>
-        <w:t>夕方か。いいよ。待つのは、慣れてる。</w:t>
+        <w:t>夕方か。いいよ。待つのは慣れてる。</w:t>
       </w:r>
     </w:p>
     <w:p>
@@ -607,7 +607,7 @@
           <w:color w:val="555555"/>
           <w:sz w:val="22"/>
         </w:rPr>
-        <w:t>(大城が、やっと椅子に座る。三浦が、鉄瓶を火にかける。机の上、桐生の席の、空の湯呑みが、窓の光を、薄く受けている。)</w:t>
+        <w:t>(大城がやっと椅子に座る。三浦が鉄瓶を火にかける。机の上、桐生の席の空の湯呑みが、窓の光を薄く受けている。)</w:t>
       </w:r>
     </w:p>
     <w:p>
@@ -637,7 +637,7 @@
           <w:color w:val="555555"/>
           <w:sz w:val="22"/>
         </w:rPr>
-        <w:t>(同日、午後2時。汐見駅から歩いて五分、旧後援会事務所の二階。いまは「真壁遼 地元事務所」の看板がかかる。机の上に、後援会名簿の箱。窓際の壁に、功の写真が一枚、額に入っている。榊が、立ったまま、書類を二通、遼の前に置く。)</w:t>
+        <w:t>(同日、午後2時。汐見駅から歩いて五分、旧後援会事務所の二階。いまは「真壁遼 地元事務所」の看板がかかる。机の上に後援会名簿の箱。窓際の壁に功の写真が一枚、額に入っている。榊が立ったまま、書類を二通、遼の前に置く。)</w:t>
       </w:r>
     </w:p>
     <w:p>
@@ -660,7 +660,7 @@
           <w:i w:val="0"/>
           <w:sz w:val="22"/>
         </w:rPr>
-        <w:t>先生。お戻りが、早うございました。</w:t>
+        <w:t>先生。お戻りが早うございました。</w:t>
       </w:r>
     </w:p>
     <w:p>
@@ -683,7 +683,7 @@
           <w:i w:val="0"/>
           <w:sz w:val="22"/>
         </w:rPr>
-        <w:t>事務所で、茜さんたちと、すこし。……榊さん、先に、そちらを。</w:t>
+        <w:t>事務所で、茜さんたちと、すこし。……榊さん、先にそちらを。</w:t>
       </w:r>
     </w:p>
     <w:p>
@@ -706,7 +706,7 @@
           <w:i w:val="0"/>
           <w:sz w:val="22"/>
         </w:rPr>
-        <w:t>二点、ございます。一点目。党本部の、工藤幹事長から、先ほど、お電話がありました。(感情なく読む)「放出開始の直後に、党の方針に反する訴訟へ、議員が代理人として関わることは、慎むように」。</w:t>
+        <w:t>二点ございます。一点目。党本部の工藤幹事長から、先ほどお電話がありました。(感情なく読む)「放出開始の直後に、党の方針に反する訴訟へ議員が代理人として関わることは、慎むように」。</w:t>
       </w:r>
     </w:p>
     <w:p>
@@ -752,7 +752,7 @@
           <w:i w:val="0"/>
           <w:sz w:val="22"/>
         </w:rPr>
-        <w:t>「慎まれない場合は、党紀委員会に諮ることもあり得る」と、続けておられました。</w:t>
+        <w:t>「慎まれない場合は、党紀委員会に諮ることもあり得る」と続けておられました。</w:t>
       </w:r>
     </w:p>
     <w:p>
@@ -798,7 +798,7 @@
           <w:i w:val="0"/>
           <w:sz w:val="22"/>
         </w:rPr>
-        <w:t>除名、離党勧告、役職停止。段階は、いくつかございます。もう一点。(二通目の書類)弁護士法と国会法に照らした、兼職の整理です。長岡が、昨夜、まとめました。</w:t>
+        <w:t>除名、離党勧告、役職停止。段階はいくつかございます。もう一点。(二通目の書類)弁護士法と国会法に照らした兼職の整理です。長岡が昨夜まとめました。</w:t>
       </w:r>
     </w:p>
     <w:p>
@@ -813,7 +813,7 @@
           <w:color w:val="555555"/>
           <w:sz w:val="22"/>
         </w:rPr>
-        <w:t>(遼が、書類を取る。長岡美優の几帳面な字。)</w:t>
+        <w:t>(遼が書類を取る。長岡美優の几帳面な字。)</w:t>
       </w:r>
     </w:p>
     <w:p>
@@ -836,7 +836,7 @@
           <w:i w:val="0"/>
           <w:sz w:val="22"/>
         </w:rPr>
-        <w:t>……弁護士の兼職は、国会法上、禁じられていない。議員になっても、登録は、そのまま。</w:t>
+        <w:t>……弁護士の兼職は国会法上禁じられていない。議員になっても登録はそのまま。</w:t>
       </w:r>
     </w:p>
     <w:p>
@@ -859,7 +859,7 @@
           <w:i w:val="0"/>
           <w:sz w:val="22"/>
         </w:rPr>
-        <w:t>はい。ただし、法律が許すことと、有権者が許すことは、別でございます。</w:t>
+        <w:t>はい。ただし、法律が許すことと有権者が許すことは別でございます。</w:t>
       </w:r>
     </w:p>
     <w:p>
@@ -882,7 +882,7 @@
           <w:i w:val="0"/>
           <w:sz w:val="22"/>
         </w:rPr>
-        <w:t>ええ。(窓の外を見る)だから、条件を決めます。一つ。この事件は、無報酬。着手金も、報酬金も、取らない。二つ。この事件に関する、国会での質問、質疑、一切しない。三つ。法廷では、バッジを外す。</w:t>
+        <w:t>ええ。(窓の外を見る)だから条件を決めます。一つ。この事件は無報酬。着手金も報酬金も取らない。二つ。この事件に関する国会での質問、質疑は一切しない。三つ。法廷ではバッジを外す。</w:t>
       </w:r>
     </w:p>
     <w:p>
@@ -928,7 +928,7 @@
           <w:i w:val="0"/>
           <w:sz w:val="22"/>
         </w:rPr>
-        <w:t>当事者が、質問に立つのは、フェアじゃない。それは、僕の、規則です。</w:t>
+        <w:t>当事者が質問に立つのはフェアじゃない。それは僕の規則です。</w:t>
       </w:r>
     </w:p>
     <w:p>
@@ -951,7 +951,7 @@
           <w:i w:val="0"/>
           <w:sz w:val="22"/>
         </w:rPr>
-        <w:t>大先生は、このような場合、いかがなさったでしょうか。</w:t>
+        <w:t>大先生は、このような場合いかがなさったでしょうか。</w:t>
       </w:r>
     </w:p>
     <w:p>
@@ -974,7 +974,7 @@
           <w:i w:val="0"/>
           <w:sz w:val="22"/>
         </w:rPr>
-        <w:t>父なら、おそらく、党の顔を立てて、黙って、別の方法で、動いたと思います。それが、父の仕事でした。</w:t>
+        <w:t>父なら、おそらく党の顔を立てて、黙って別の方法で動いたと思います。それが父の仕事でした。</w:t>
       </w:r>
     </w:p>
     <w:p>
@@ -1007,7 +1007,7 @@
           <w:i w:val="0"/>
           <w:sz w:val="22"/>
         </w:rPr>
-        <w:t>……生前、大先生は、私に、一度だけ、こうおっしゃいました。「遼が、法廷に戻りたいと言ったら、止めるな」と。</w:t>
+        <w:t>……生前、大先生は私に一度だけ、こうおっしゃいました。「遼が法廷に戻りたいと言ったら、止めるな」と。</w:t>
       </w:r>
     </w:p>
     <w:p>
@@ -1053,7 +1053,7 @@
           <w:i w:val="0"/>
           <w:sz w:val="22"/>
         </w:rPr>
-        <w:t>昨年の、十一月です。病室で。私は、そのとき、「いずれ、そのような日が」とお答えしました。(わずかに、目を伏せる)今日が、その日かと。</w:t>
+        <w:t>昨年の十一月です。病室で。私はそのとき、「いずれそのような日が」とお答えしました。(わずかに目を伏せる)今日が、その日かと。</w:t>
       </w:r>
     </w:p>
     <w:p>
@@ -1076,7 +1076,7 @@
           <w:i w:val="0"/>
           <w:sz w:val="22"/>
         </w:rPr>
-        <w:t>父は、他に、何か。</w:t>
+        <w:t>父は他に何か。</w:t>
       </w:r>
     </w:p>
     <w:p>
@@ -1114,7 +1114,7 @@
           <w:color w:val="555555"/>
           <w:sz w:val="22"/>
         </w:rPr>
-        <w:t>(遼が、しばらく、黙る。それから、机の上のバッジ入れを、引き出しに、しまう。)</w:t>
+        <w:t>(遼がしばらく黙る。それから、机の上のバッジ入れを引き出しにしまう。)</w:t>
       </w:r>
     </w:p>
     <w:p>
@@ -1137,7 +1137,7 @@
           <w:i w:val="0"/>
           <w:sz w:val="22"/>
         </w:rPr>
-        <w:t>榊さん。党紀委員会に呼ばれたら、出ます。弁明は、一つだけにします。</w:t>
+        <w:t>榊さん。党紀委員会に呼ばれたら、出ます。弁明は一つだけにします。</w:t>
       </w:r>
     </w:p>
     <w:p>
@@ -1160,7 +1160,7 @@
           <w:i w:val="0"/>
           <w:sz w:val="22"/>
         </w:rPr>
-        <w:t>承知しました。(一礼し、手帳に書く)……先生。私は、書類を、そろえます。それ以上は、申しません。</w:t>
+        <w:t>承知しました。(一礼し、手帳に書く)……先生。私は書類をそろえます。それ以上は申しません。</w:t>
       </w:r>
     </w:p>
     <w:p>
@@ -1183,7 +1183,7 @@
           <w:i w:val="0"/>
           <w:sz w:val="22"/>
         </w:rPr>
-        <w:t>それで、十分です。ありがとう。</w:t>
+        <w:t>それで十分です。ありがとう。</w:t>
       </w:r>
     </w:p>
     <w:p>
@@ -1198,7 +1198,7 @@
           <w:color w:val="555555"/>
           <w:sz w:val="22"/>
         </w:rPr>
-        <w:t>(遼が、携帯を取り出す。画面に「大城」。短く、押す。)</w:t>
+        <w:t>(遼が携帯を取り出す。画面に「大城」。短く押す。)</w:t>
       </w:r>
     </w:p>
     <w:p>
@@ -1221,7 +1221,7 @@
           <w:i w:val="0"/>
           <w:sz w:val="22"/>
         </w:rPr>
-        <w:t>真壁です。お受けします。ただし、条件があります。(窓の外で、遠く、防災無線の「夕焼け小焼け」の試し鳴らし。)</w:t>
+        <w:t>真壁です。お受けします。ただし、条件があります。(窓の外で遠く、防災無線の「夕焼け小焼け」の試し鳴らし。)</w:t>
       </w:r>
     </w:p>
     <w:p>
@@ -1251,7 +1251,7 @@
           <w:color w:val="555555"/>
           <w:sz w:val="22"/>
         </w:rPr>
-        <w:t>(2023年8月28日(月)、午前10時。奥浜地方裁判所、一階。民事の受付窓口。雨が降り出している。大城たちの申立人団が、傘を畳んで並ぶ。茜が、紙袋二つの申立書を抱える。)</w:t>
+        <w:t>(2023年8月28日(月)、午前10時。奥浜地方裁判所、一階。民事の受付窓口。雨が降り出している。大城たちの申立人団が傘を畳んで並ぶ。茜が紙袋二つ分の申立書を抱える。)</w:t>
       </w:r>
     </w:p>
     <w:p>
@@ -1320,7 +1320,7 @@
           <w:i w:val="0"/>
           <w:sz w:val="22"/>
         </w:rPr>
-        <w:t>申立書、疎明資料、委任状。……委任状が、四十三通。多いですね。</w:t>
+        <w:t>申立書、疎明資料、委任状。……委任状が四十三通。多いですね。</w:t>
       </w:r>
     </w:p>
     <w:p>
@@ -1343,7 +1343,7 @@
           <w:i w:val="0"/>
           <w:sz w:val="22"/>
         </w:rPr>
-        <w:t>一通ずつ、本人の字です。(その一つの、震える署名を、指で押さえる)遠藤さんのは、これです。</w:t>
+        <w:t>一通ずつ本人の字です。(その一つの震える署名を指で押さえる)遠藤さんのは、これです。</w:t>
       </w:r>
     </w:p>
     <w:p>
@@ -1376,7 +1376,7 @@
           <w:i w:val="0"/>
           <w:sz w:val="22"/>
         </w:rPr>
-        <w:t>受理します。担当は、民事第一部の保全係。裁判長は、佐伯です。</w:t>
+        <w:t>受理します。担当は民事第一部の保全係。裁判長は佐伯です。</w:t>
       </w:r>
     </w:p>
     <w:p>
@@ -1409,7 +1409,7 @@
           <w:i w:val="0"/>
           <w:sz w:val="22"/>
         </w:rPr>
-        <w:t>宇佐美先生、先生の、バッジ、曲がってます。</w:t>
+        <w:t>宇佐美先生、先生のバッジ、曲がってます。</w:t>
       </w:r>
     </w:p>
     <w:p>
@@ -1457,7 +1457,7 @@
           <w:color w:val="555555"/>
           <w:sz w:val="22"/>
         </w:rPr>
-        <w:t>(受付を終えた団が、廊下に出る。向こうから、黒い書類カバンの男。大槻。)</w:t>
+        <w:t>(受付を終えた団が廊下に出る。向こうから黒い書類カバンの男。大槻。)</w:t>
       </w:r>
     </w:p>
     <w:p>
@@ -1526,7 +1526,7 @@
           <w:i w:val="0"/>
           <w:sz w:val="22"/>
         </w:rPr>
-        <w:t>申立て、拝見しました。もう、写しが来ています。(穏やかな口調)債務者代理人として、答弁書は、来週中に。……議員が、代理人。珍しい。</w:t>
+        <w:t>申立て、拝見しました。もう写しが来ています。(穏やかな口調)債務者代理人として、答弁書は来週中に。……議員が代理人。珍しい。</w:t>
       </w:r>
     </w:p>
     <w:p>
@@ -1572,7 +1572,7 @@
           <w:i w:val="0"/>
           <w:sz w:val="22"/>
         </w:rPr>
-        <w:t>そうですか。(わずかに、眉を動かす)それでも、党は、お困りでしょう。</w:t>
+        <w:t>そうですか。(わずかに眉を動かす)それでも党はお困りでしょう。</w:t>
       </w:r>
     </w:p>
     <w:p>
@@ -1618,7 +1618,7 @@
           <w:i w:val="0"/>
           <w:sz w:val="22"/>
         </w:rPr>
-        <w:t>一つだけ、申し上げます。(声を落とす)先生。放出は、規制当局の認可を受けています。国の方針で、国際機関の確認も、受けています。仮処分は、疎明で足りる、と言いますが、これは、相当に、重い。</w:t>
+        <w:t>一つだけ申し上げます。(声を落とす)先生。放出は規制当局の認可を受けています。国の方針で、国際機関の確認も受けています。仮処分は、疎明で足りると言いますが、これは相当に重い。</w:t>
       </w:r>
     </w:p>
     <w:p>
@@ -1641,7 +1641,7 @@
           <w:i w:val="0"/>
           <w:sz w:val="22"/>
         </w:rPr>
-        <w:t>重いから、保全が必要なんです。取り戻せない、というのが、保全の、前提ですから。</w:t>
+        <w:t>重いから、保全が必要なんです。取り戻せない、というのが保全の前提ですから。</w:t>
       </w:r>
     </w:p>
     <w:p>
@@ -1664,7 +1664,7 @@
           <w:i w:val="0"/>
           <w:sz w:val="22"/>
         </w:rPr>
-        <w:t>ええ。分かっています。(遼を見て)先生。十四・二メートルの時、うちの会社は、「想定外」と言いました。……今日は、言いたくありません。</w:t>
+        <w:t>ええ。分かっています。(遼を見て)先生。十四・二メートルの時、うちの会社は「想定外」と言いました。……今日は言いたくありません。</w:t>
       </w:r>
     </w:p>
     <w:p>
@@ -1725,7 +1725,7 @@
           <w:color w:val="555555"/>
           <w:sz w:val="22"/>
         </w:rPr>
-        <w:t>(大槻が、去る。雨音。三浦が、雨に濡れたガラス戸を見ながら、つぶやく。)</w:t>
+        <w:t>(大槻が去る。雨音。三浦が雨に濡れたガラス戸を見ながら、つぶやく。)</w:t>
       </w:r>
     </w:p>
     <w:p>
@@ -1748,7 +1748,7 @@
           <w:i w:val="0"/>
           <w:sz w:val="22"/>
         </w:rPr>
-        <w:t>四年前と、同じ人が、同じ廊下を歩いてる。</w:t>
+        <w:t>四年前と同じ人が、同じ廊下を歩いてる。</w:t>
       </w:r>
     </w:p>
     <w:p>
@@ -1801,7 +1801,7 @@
           <w:color w:val="555555"/>
           <w:sz w:val="22"/>
         </w:rPr>
-        <w:t>(2023年8月30日(水)、午後8時。居酒屋「潮彩」。暖簾は半分。カウンターに、あの募金箱——「原告バス代」と、手書きの紙が貼られたまま、薄く埃を拭かれて、置かれている。奥の小上がりに、和代、翔太、大城、遼、茜。女将が、煮物の鉢を持って、出入りする。)</w:t>
+        <w:t>(2023年8月30日(水)、午後8時。居酒屋「潮彩」。暖簾は半分。カウンターに、あの募金箱——「原告バス代」と手書きの紙が貼られたまま、薄く埃を拭かれて置かれている。奥の小上がりに、和代、翔太、大城、遼、茜。女将が煮物の鉢を持って出入りする。)</w:t>
       </w:r>
     </w:p>
     <w:p>
@@ -1824,7 +1824,7 @@
           <w:i w:val="0"/>
           <w:sz w:val="22"/>
         </w:rPr>
-        <w:t>食べな。冷めっぺ。先生、あんたは、ビールか、茶か。</w:t>
+        <w:t>食べな。冷めっぺ。先生、あんたはビールか茶か。</w:t>
       </w:r>
     </w:p>
     <w:p>
@@ -1870,7 +1870,7 @@
           <w:i w:val="0"/>
           <w:sz w:val="22"/>
         </w:rPr>
-        <w:t>先生は、いつも、茶だ。(湯呑みを置く)あのな、この箱。バスは、二年前に、終わった。判決のあとも、少しずつ、入ってきて。数えたら、百二十三万のまんまだ。誰も、手、つけてねえ。</w:t>
+        <w:t>先生はいつも茶だ。(湯呑みを置く)あのな、この箱。バスは二年前に終わった。判決のあとも少しずつ入ってきて。数えたら百二十三万のまんまだ。誰も手つけてねえ。</w:t>
       </w:r>
     </w:p>
     <w:p>
@@ -1894,7 +1894,7 @@
           <w:color w:val="555555"/>
           <w:sz w:val="22"/>
         </w:rPr>
-        <w:t>(箱を、両手で引き寄せ)</w:t>
+        <w:t>(箱を両手で引き寄せ)</w:t>
       </w:r>
       <w:r>
         <w:rPr>
@@ -1903,7 +1903,7 @@
           <w:i w:val="0"/>
           <w:sz w:val="22"/>
         </w:rPr>
-        <w:t>……バス代じゃなくても、いいんだべか。</w:t>
+        <w:t>……バス代じゃなくてもいいんだべか。</w:t>
       </w:r>
     </w:p>
     <w:p>
@@ -1926,7 +1926,7 @@
           <w:i w:val="0"/>
           <w:sz w:val="22"/>
         </w:rPr>
-        <w:t>使い道は、先生が、決めればいい。</w:t>
+        <w:t>使い道は先生が決めればいい。</w:t>
       </w:r>
     </w:p>
     <w:p>
@@ -1949,7 +1949,7 @@
           <w:i w:val="0"/>
           <w:sz w:val="22"/>
         </w:rPr>
-        <w:t>担保のこと、お話ししておきます。(紙を広げる)仮処分が認められる場合、裁判所は、債権者に、担保を立てるよう命じます。債務者が、不当な仮処分で損害を受けた時の、備えです。額は、裁判所が決めます。今の見込みで、三百万円前後。</w:t>
+        <w:t>担保のこと、お話ししておきます。(紙を広げる)仮処分が認められる場合、裁判所は債権者に担保を立てるよう命じます。債務者が不当な仮処分で損害を受けた時の備えです。額は裁判所が決めます。今の見込みで三百万円前後。</w:t>
       </w:r>
     </w:p>
     <w:p>
@@ -1995,7 +1995,7 @@
           <w:i w:val="0"/>
           <w:sz w:val="22"/>
         </w:rPr>
-        <w:t>立てられなければ、決定は、出ません。……もう一つ。保証委託契約という方法で、現金の一割ほどで足りる場合もあります。ただ、確実では、ありません。</w:t>
+        <w:t>立てられなければ決定は出ません。……もう一つ。保証委託契約という方法で、現金の一割ほどで足りる場合もあります。ただ、確実ではありません。</w:t>
       </w:r>
     </w:p>
     <w:p>
@@ -2018,7 +2018,7 @@
           <w:i w:val="0"/>
           <w:sz w:val="22"/>
         </w:rPr>
-        <w:t>組合員で、集めた。一人、一万と、二万と、五千と。八十万。</w:t>
+        <w:t>組合員で集めた。一人、一万と二万と五千と。八十万。</w:t>
       </w:r>
     </w:p>
     <w:p>
@@ -2041,7 +2041,7 @@
           <w:i w:val="0"/>
           <w:sz w:val="22"/>
         </w:rPr>
-        <w:t>あたしらは、……ちょっと待って。(鞄から、封筒を一つ)これ。二十万。ずっと、貯めてた。</w:t>
+        <w:t>あたしらは、……ちょっと待って。(鞄から封筒を一つ)これ。二十万。ずっと貯めてた。</w:t>
       </w:r>
     </w:p>
     <w:p>
@@ -2087,7 +2087,7 @@
           <w:i w:val="0"/>
           <w:sz w:val="22"/>
         </w:rPr>
-        <w:t>父ちゃんの、労災の、残り。使うな、使うなって、思ってた。でも、何に使うか、分かんなかったら、持ってても、仕方ねえべ。</w:t>
+        <w:t>父ちゃんの労災の残り。使うな、使うなって思ってた。でも何に使うか分かんなかったら、持ってても仕方ねえべ。</w:t>
       </w:r>
     </w:p>
     <w:p>
@@ -2111,7 +2111,7 @@
           <w:color w:val="555555"/>
           <w:sz w:val="22"/>
         </w:rPr>
-        <w:t>(間。作業服の胸ポケットから、封筒を出す)</w:t>
+        <w:t>(間。作業服の胸ポケットから封筒を出す)</w:t>
       </w:r>
       <w:r>
         <w:rPr>
@@ -2120,7 +2120,7 @@
           <w:i w:val="0"/>
           <w:sz w:val="22"/>
         </w:rPr>
-        <w:t>……おれも。給料の、一か月分は、出せねえけど。</w:t>
+        <w:t>……おれも。給料の一か月分は出せねえけど。</w:t>
       </w:r>
     </w:p>
     <w:p>
@@ -2166,7 +2166,7 @@
           <w:i w:val="0"/>
           <w:sz w:val="22"/>
         </w:rPr>
-        <w:t>先生。おれ、二年前、家で、「先生が、まだ、国のとこに、行くんだべか」って、母ちゃんと話してた。国会の。……あのとき、おれ、ちょっと、先生のこと、遠くなったと思った。</w:t>
+        <w:t>先生。おれ、二年前、家で「先生が、まだ国のとこに行くんだべか」って母ちゃんと話してた。国会の。……あのとき、おれ、ちょっと先生が遠くなったと思った。</w:t>
       </w:r>
     </w:p>
     <w:p>
@@ -2189,7 +2189,7 @@
           <w:i w:val="0"/>
           <w:sz w:val="22"/>
         </w:rPr>
-        <w:t>……そう、思われても、仕方ありません。</w:t>
+        <w:t>……そう思われても仕方ありません。</w:t>
       </w:r>
     </w:p>
     <w:p>
@@ -2212,7 +2212,7 @@
           <w:i w:val="0"/>
           <w:sz w:val="22"/>
         </w:rPr>
-        <w:t>んでも、こうして、先生、また、おれらの席に、座ってる。(封筒を、箱の前に置く)なら、いいんだ。</w:t>
+        <w:t>んでも、こうして先生、また、おれらの席に座ってる。(封筒を箱の前に置く)なら、いいんだ。</w:t>
       </w:r>
     </w:p>
     <w:p>
@@ -2227,7 +2227,7 @@
           <w:color w:val="555555"/>
           <w:sz w:val="22"/>
         </w:rPr>
-        <w:t>(誰も、何も言わない。女将が、無言で、新しい湯呑みを、箱の横に置く。)</w:t>
+        <w:t>(誰も何も言わない。女将が無言で、新しい湯呑みを箱の横に置く。)</w:t>
       </w:r>
     </w:p>
     <w:p>
@@ -2260,7 +2260,7 @@
           <w:i w:val="0"/>
           <w:sz w:val="22"/>
         </w:rPr>
-        <w:t>あたしは、さっきの八十万に、含めてある。</w:t>
+        <w:t>あたしは、さっきの八十万に含めてある。</w:t>
       </w:r>
     </w:p>
     <w:p>
@@ -2283,7 +2283,7 @@
           <w:i w:val="0"/>
           <w:sz w:val="22"/>
         </w:rPr>
-        <w:t>知ってる。……あたしの分は、これ。(エプロンのポケットから、封筒)店の、ちょっとした、利益だ。いらねえ、返さねえ。</w:t>
+        <w:t>知ってる。……あたしの分は、これ。(エプロンのポケットから封筒)店の、ちょっとした儲けだ。いらねえ、返さねえ。</w:t>
       </w:r>
     </w:p>
     <w:p>
@@ -2298,7 +2298,7 @@
           <w:color w:val="555555"/>
           <w:sz w:val="22"/>
         </w:rPr>
-        <w:t>(遼が、封筒が積まれた箱を、見つめる。それから、立ち上がり、深く頭を下げる。)</w:t>
+        <w:t>(遼が、封筒が積まれた箱を見つめる。それから立ち上がり、深く頭を下げる。)</w:t>
       </w:r>
     </w:p>
     <w:p>
@@ -2321,7 +2321,7 @@
           <w:i w:val="0"/>
           <w:sz w:val="22"/>
         </w:rPr>
-        <w:t>……お預かりします。決定が出なければ、全額、お返しします。出た場合は、……僕の責任で、立てます。</w:t>
+        <w:t>……お預かりします。決定が出なければ、全額お返しします。出た場合は、……僕の責任で立てます。</w:t>
       </w:r>
     </w:p>
     <w:p>
@@ -2344,7 +2344,7 @@
           <w:i w:val="0"/>
           <w:sz w:val="22"/>
         </w:rPr>
-        <w:t>返さなくて、いいんだよ。</w:t>
+        <w:t>返さなくていいんだよ。</w:t>
       </w:r>
     </w:p>
     <w:p>
@@ -2367,7 +2367,7 @@
           <w:i w:val="0"/>
           <w:sz w:val="22"/>
         </w:rPr>
-        <w:t>返します。それが、ここの、やり方ですから。</w:t>
+        <w:t>返します。それがここのやり方ですから。</w:t>
       </w:r>
     </w:p>
     <w:p>
@@ -2415,7 +2415,7 @@
           <w:color w:val="555555"/>
           <w:sz w:val="22"/>
         </w:rPr>
-        <w:t>(遠くで、有線の古い演歌。鍋が、小さく、泡立つ。)</w:t>
+        <w:t>(遠くで有線の古い演歌。鍋が小さく泡立つ。)</w:t>
       </w:r>
     </w:p>
     <w:p>
@@ -2445,7 +2445,7 @@
           <w:color w:val="555555"/>
           <w:sz w:val="22"/>
         </w:rPr>
-        <w:t>(2023年9月5日(火)、午後6時。桐生法律事務所。窓の外は、秋の気配の、薄い夕焼け。応接室。榊が、封筒を持って、来ている。宇佐美、茜、三浦。遼は、書類に目を落としている。)</w:t>
+        <w:t>(2023年9月5日(火)、午後6時。桐生法律事務所。窓の外は秋の気配の薄い夕焼け。応接室。榊が封筒を持って来ている。宇佐美、茜、三浦。遼は書類に目を落としている。)</w:t>
       </w:r>
     </w:p>
     <w:p>
@@ -2468,7 +2468,7 @@
           <w:i w:val="0"/>
           <w:sz w:val="22"/>
         </w:rPr>
-        <w:t>党本部から、書面が、届きました。(封筒を机に置く)「党紀委員会への、出席要請」。九月二十日。</w:t>
+        <w:t>党本部から、書面が届きました。(封筒を机に置く)「党紀委員会への出席要請」。九月二十日。</w:t>
       </w:r>
     </w:p>
     <w:p>
@@ -2570,7 +2570,7 @@
           <w:i w:val="0"/>
           <w:sz w:val="22"/>
         </w:rPr>
-        <w:t>党の側は、「訴訟そのものではなく、記者会見等での発言」を、問題にしたい模様です。(わずかに、間)先生が、おっしゃったことが、一部、新聞に。</w:t>
+        <w:t>党の側は、「訴訟そのものではなく、記者会見等での発言」を問題にしたい模様です。(わずかに間)先生がおっしゃったことが、一部、新聞に。</w:t>
       </w:r>
     </w:p>
     <w:p>
@@ -2585,7 +2585,7 @@
           <w:color w:val="555555"/>
           <w:sz w:val="22"/>
         </w:rPr>
-        <w:t>(遼が、封筒を、そっと、押しやる。)</w:t>
+        <w:t>(遼が封筒をそっと押しやる。)</w:t>
       </w:r>
     </w:p>
     <w:p>
@@ -2608,7 +2608,7 @@
           <w:i w:val="0"/>
           <w:sz w:val="22"/>
         </w:rPr>
-        <w:t>……事実です。「裁判所は、聞かなければならない」と、言いました。</w:t>
+        <w:t>……事実です。「裁判所は、聞かなければならない」と言いました。</w:t>
       </w:r>
     </w:p>
     <w:p>
@@ -2641,7 +2641,7 @@
           <w:i w:val="0"/>
           <w:sz w:val="22"/>
         </w:rPr>
-        <w:t>なあ、遼くん。(立ち上がり、棚の奥から、色の変わった封筒を、取り出す)これを、見たことがあるか。</w:t>
+        <w:t>なあ、遼くん。(立ち上がり、棚の奥から色の変わった封筒を取り出す)これを見たことがあるか。</w:t>
       </w:r>
     </w:p>
     <w:p>
@@ -2687,7 +2687,7 @@
           <w:i w:val="0"/>
           <w:sz w:val="22"/>
         </w:rPr>
-        <w:t>一九七八年。弁護士会の、懲戒の通知書だ。桐生先生の。業務停止。(封を、そっと、開ける)一枚だ。たった、一枚。</w:t>
+        <w:t>一九七八年。弁護士会の懲戒の通知書だ。桐生先生の。業務停止。(封をそっと開ける)一枚だ。たった一枚。</w:t>
       </w:r>
     </w:p>
     <w:p>
@@ -2743,7 +2743,7 @@
           <w:i w:val="0"/>
           <w:sz w:val="22"/>
         </w:rPr>
-        <w:t>先生は、これを、額に入れなかった。机の引き出しの、一番、下に、四十年、しまっとった。(紙を、遼に、見せる)先生が、わたしに、言った。「紙は、軽い。軽いから、持てる」。</w:t>
+        <w:t>先生はこれを額に入れなかった。机の引き出しの一番下に、四十年しまっとった。(紙を遼に見せる)先生が、わたしに言った。「紙は軽い。軽いから持てる」。</w:t>
       </w:r>
     </w:p>
     <w:p>
@@ -2766,7 +2766,7 @@
           <w:i w:val="0"/>
           <w:sz w:val="22"/>
         </w:rPr>
-        <w:t>軽い紙を、四十年、持ってた。</w:t>
+        <w:t>軽い紙を四十年持ってた。</w:t>
       </w:r>
     </w:p>
     <w:p>
@@ -2789,7 +2789,7 @@
           <w:i w:val="0"/>
           <w:sz w:val="22"/>
         </w:rPr>
-        <w:t>先生のようになれ、とは、言わん。わたしは、先生ほど、強くない。(間)ただ、これだけは、言っておく。出たいなら、出ろ。そのときは、紙を、一枚、貰うだけだと、思え。</w:t>
+        <w:t>先生のようになれ、とは言わん。わたしは先生ほど強くない。(間)ただ、これだけは言っておく。出たいなら出ろ。そのときは、紙を一枚貰うだけだと思え。</w:t>
       </w:r>
     </w:p>
     <w:p>
@@ -2827,7 +2827,7 @@
           <w:color w:val="555555"/>
           <w:sz w:val="22"/>
         </w:rPr>
-        <w:t>(遼が、封筒を、そっと、手に取る。三浦が、湯呑みを、並べる。)</w:t>
+        <w:t>(遼が封筒をそっと手に取る。三浦が湯呑みを並べる。)</w:t>
       </w:r>
     </w:p>
     <w:p>
@@ -2850,7 +2850,7 @@
           <w:i w:val="0"/>
           <w:sz w:val="22"/>
         </w:rPr>
-        <w:t>呼ばれたら、行って、らっしゃい。お茶は、うちで、待ってます。</w:t>
+        <w:t>呼ばれたら、行ってらっしゃい。お茶はうちで待ってます。</w:t>
       </w:r>
     </w:p>
     <w:p>
@@ -2880,7 +2880,7 @@
           <w:color w:val="555555"/>
           <w:sz w:val="22"/>
         </w:rPr>
-        <w:t>(2023年9月7日(木)、午後7時。遠藤の部屋。窓際に、介護用ベッド。枕元に、酸素の機械の低い音。壁に、波戸の浜の、古い写真。遼と大城が、ベッドのそばに座る。遠藤は、半身を起こし、毛布を膝にかけている。)</w:t>
+        <w:t>(2023年9月7日(木)、午後7時。遠藤の部屋。窓際に介護用ベッド。枕元に酸素の機械の低い音。壁に波戸の浜の古い写真。遼と大城がベッドのそばに座る。遠藤は半身を起こし、毛布を膝にかけている。)</w:t>
       </w:r>
     </w:p>
     <w:p>
@@ -2926,7 +2926,7 @@
           <w:i w:val="0"/>
           <w:sz w:val="22"/>
         </w:rPr>
-        <w:t>明日の、午後です。審尋、と言って、普通の裁判と、少し違います。</w:t>
+        <w:t>明日の午後です。審尋といって、普通の裁判と少し違います。</w:t>
       </w:r>
     </w:p>
     <w:p>
@@ -2949,7 +2949,7 @@
           <w:i w:val="0"/>
           <w:sz w:val="22"/>
         </w:rPr>
-        <w:t>前のは、十年かがった。(酸素の管を、指で直す)今度は、そんなに、待てねえ。……わがってる。だども、急げ。</w:t>
+        <w:t>前のは十年かがった。(酸素の管を指で直す)今度は、そんなに待てねえ。……わがってる。だども、急げ。</w:t>
       </w:r>
     </w:p>
     <w:p>
@@ -2972,7 +2972,7 @@
           <w:i w:val="0"/>
           <w:sz w:val="22"/>
         </w:rPr>
-        <w:t>じいちゃん。急ぐのは、あたしらだ。あんたは、寝ててくれ。</w:t>
+        <w:t>じいちゃん。急ぐのはあたしらだ。あんたは寝ててくれ。</w:t>
       </w:r>
     </w:p>
     <w:p>
@@ -2995,7 +2995,7 @@
           <w:i w:val="0"/>
           <w:sz w:val="22"/>
         </w:rPr>
-        <w:t>寝でっと、起きらんなくなる。(笑う)冗談だ。……おれの分は、見でらんねえかも、しんねえ。その代わり、あんだら、聞いてこい。裁判所が、何て言うか。</w:t>
+        <w:t>寝でっと起きらんなくなる。(笑う)冗談だ。……おれの分は、見でらんねえかもしんねえ。その代わり、あんだら聞いてこい。裁判所が何て言うか。</w:t>
       </w:r>
     </w:p>
     <w:p>
@@ -3018,7 +3018,7 @@
           <w:i w:val="0"/>
           <w:sz w:val="22"/>
         </w:rPr>
-        <w:t>はい。必ず、お伝えします。</w:t>
+        <w:t>はい。必ずお伝えします。</w:t>
       </w:r>
     </w:p>
     <w:p>
@@ -3041,7 +3041,7 @@
           <w:i w:val="0"/>
           <w:sz w:val="22"/>
         </w:rPr>
-        <w:t>んでな、先生。(声が、細くなる)去年、あんたの、親父さんが、死んだとき。おれ、行った。</w:t>
+        <w:t>んでな、先生。(声が細くなる)去年、あんたの親父さんが死んだとき。おれ、行った。</w:t>
       </w:r>
     </w:p>
     <w:p>
@@ -3087,7 +3087,7 @@
           <w:i w:val="0"/>
           <w:sz w:val="22"/>
         </w:rPr>
-        <w:t>親父さんは、病院で、手え、握ってきて。「あんたの、仕事を、邪魔して、すまなかった」って。……あの人も、言い方が、へたくそだ。</w:t>
+        <w:t>親父さんは、病院で手え握ってきて。「あんたの仕事を邪魔して、すまなかった」って。……あの人も、言い方がへたくそだ。</w:t>
       </w:r>
     </w:p>
     <w:p>
@@ -3133,7 +3133,7 @@
           <w:i w:val="0"/>
           <w:sz w:val="22"/>
         </w:rPr>
-        <w:t>似てら。(酸素の音)あんたも、へたくそだ。でも、へたくそなままで、いい。おれは、言葉の、うまい人間は、信用しね。(間)やれ。</w:t>
+        <w:t>似てら。(酸素の音)あんたもへたくそだ。でも、へたくそなままでいい。おれは言葉のうまい人間は信用しね。(間)やれ。</w:t>
       </w:r>
     </w:p>
     <w:p>
@@ -3235,7 +3235,7 @@
           <w:i w:val="0"/>
           <w:sz w:val="22"/>
         </w:rPr>
-        <w:t>おめえの、茶は、まずいけど、先生が、いつも、出す側だ。今日は、飲む側にしてやれ。</w:t>
+        <w:t>おめえの茶はまずいけど、先生がいつも出す側だ。今日は、飲む側にしてやれ。</w:t>
       </w:r>
     </w:p>
     <w:p>
@@ -3250,7 +3250,7 @@
           <w:color w:val="555555"/>
           <w:sz w:val="22"/>
         </w:rPr>
-        <w:t>(大城が、台所に立つ。湯を沸かす音。遠藤が、壁の写真を、眺める。)</w:t>
+        <w:t>(大城が台所に立つ。湯を沸かす音。遠藤が壁の写真を眺める。)</w:t>
       </w:r>
     </w:p>
     <w:p>
@@ -3273,7 +3273,7 @@
           <w:i w:val="0"/>
           <w:sz w:val="22"/>
         </w:rPr>
-        <w:t>浜が、見えるわげじゃねえが、こうしてると、見えるような、気がする。</w:t>
+        <w:t>浜が見えるわげじゃねえが、こうしてると見えるような気がする。</w:t>
       </w:r>
     </w:p>
     <w:p>
@@ -3319,7 +3319,7 @@
           <w:i w:val="0"/>
           <w:sz w:val="22"/>
         </w:rPr>
-        <w:t>んだべ。(目を閉じる)……あした、傍聴席に、座れねえ。代わりに、これ、持ってげ。(枕の下から、古い手ぬぐいを、取り出す)漁協の、旗の端っこだ。</w:t>
+        <w:t>んだべ。(目を閉じる)……あした、傍聴席に座れねえ。代わりに、これ持ってげ。(枕の下から、古い手ぬぐいを取り出す)漁協の旗の端っこだ。</w:t>
       </w:r>
     </w:p>
     <w:p>
@@ -3334,7 +3334,7 @@
           <w:color w:val="555555"/>
           <w:sz w:val="22"/>
         </w:rPr>
-        <w:t>(遼が、手ぬぐいを、両手で受け取る。茶の湯気が、部屋の隅から、ゆっくり、近づいてくる。)</w:t>
+        <w:t>(遼が手ぬぐいを両手で受け取る。茶の湯気が、部屋の隅からゆっくり近づいてくる。)</w:t>
       </w:r>
     </w:p>
     <w:p>
@@ -3364,7 +3364,7 @@
           <w:color w:val="555555"/>
           <w:sz w:val="22"/>
         </w:rPr>
-        <w:t>(2023年9月8日(金)、午後1時30分。奥浜地方裁判所、民事第一部の審尋室。普通の法廷より小さな部屋。傍聴席は、三席だけ。長机、書記官席、裁判官席。裁判官席の後ろの壁は、桐の紋のない、無地。債権者席に、遼、茜、宇佐美。バッジのない襟。債務者席に、大槻。傍聴席に、大城、翔太、そして、一番端に、スーツ姿の細川。)</w:t>
+        <w:t>(2023年9月8日(金)、午後1時30分。奥浜地方裁判所、民事第一部の審尋室。普通の法廷より小さな部屋。傍聴席は三席だけ。長机、書記官席、裁判官席。裁判官席の後ろの壁は桐の紋のない無地。債権者席に遼、茜、宇佐美。バッジのない襟。債務者席に大槻。傍聴席に大城、翔太、そして一番端にスーツ姿の細川。)</w:t>
       </w:r>
     </w:p>
     <w:p>
@@ -3387,7 +3387,7 @@
           <w:i w:val="0"/>
           <w:sz w:val="22"/>
         </w:rPr>
-        <w:t>開始します。事件番号、令和五年(ヨ)第一二号、放出差止め仮処分命令申立事件。(書記官の方を見る)審尋期日は、公開の法廷で行う決まりのものではありませんが、相当と認める者の、傍聴を許可します。三名。</w:t>
+        <w:t>開始します。事件番号、令和五年(ヨ)第一二号、放出差止め仮処分命令申立事件。(書記官の方を見る)審尋期日は公開の法廷で行う決まりのものではありませんが、相当と認める者の傍聴を許可します。三名。</w:t>
       </w:r>
     </w:p>
     <w:p>
@@ -3420,7 +3420,7 @@
           <w:i w:val="0"/>
           <w:sz w:val="22"/>
         </w:rPr>
-        <w:t>国の方が、いらしてます。債務者では、ないのに。</w:t>
+        <w:t>国の方がいらしてます。債務者ではないのに。</w:t>
       </w:r>
     </w:p>
     <w:p>
@@ -3453,7 +3453,7 @@
           <w:i w:val="0"/>
           <w:sz w:val="22"/>
         </w:rPr>
-        <w:t>裁判長が、書面で、国の見解を求めました。珍しいですが、……事案の性質です。</w:t>
+        <w:t>裁判長が書面で国の見解を求めました。珍しいですが、……事案の性質です。</w:t>
       </w:r>
     </w:p>
     <w:p>
@@ -3499,7 +3499,7 @@
           <w:i w:val="0"/>
           <w:sz w:val="22"/>
         </w:rPr>
-        <w:t>はい。(立ち上がる)代理人の、真壁です。ひとつだけ、お話しします。</w:t>
+        <w:t>はい。(立ち上がる)代理人の真壁です。ひとつだけお話しします。</w:t>
       </w:r>
     </w:p>
     <w:p>
@@ -3514,7 +3514,7 @@
           <w:color w:val="555555"/>
           <w:sz w:val="22"/>
         </w:rPr>
-        <w:t>(遼が、手元のメモを、閉じる。)</w:t>
+        <w:t>(遼が手元のメモを閉じる。)</w:t>
       </w:r>
     </w:p>
     <w:p>
@@ -3537,7 +3537,7 @@
           <w:i w:val="0"/>
           <w:sz w:val="22"/>
         </w:rPr>
-        <w:t>債権者らの、被保全権利は、平穏に生活し、海で生業を営む、人格権です。放出されたものを、取り戻すことは、できません。保全の必要性は、その一点にあります。……ただ、その前に、申し上げたいことが、あります。</w:t>
+        <w:t>債権者らの被保全権利は、平穏に生活し、海で生業を営む、人格権です。放出されたものを、取り戻すことはできません。保全の必要性は、その一点にあります。……ただ、その前に申し上げたいことがあります。</w:t>
       </w:r>
     </w:p>
     <w:p>
@@ -3583,7 +3583,7 @@
           <w:i w:val="0"/>
           <w:sz w:val="22"/>
         </w:rPr>
-        <w:t>憲法三十二条。「何人も、裁判所において裁判を受ける権利を奪はれない」。(間)八月二十四日、債権者らは、官邸の玄関で、国に、答えを、求めました。答えは、ありませんでした。国会でも、聞いてもらえる場は、限られていました。……この部屋は、聞かなければならない、場所です。聞いた上で、退ける、という判断も、あり得ます。それでも、聞いていただく。それが、この権利の、中身だと、考えます。</w:t>
+        <w:t>憲法三十二条。「何人も、裁判所において裁判を受ける権利を奪はれない」。(間)八月二十四日、債権者らは官邸の玄関で、国に答えを求めました。答えはありませんでした。国会でも、聞いてもらえる場は限られていました。……この部屋は、聞かなければならない場所です。聞いた上で退けるという判断もあり得ます。それでも聞いていただく。それが、この権利の中身だと考えます。</w:t>
       </w:r>
     </w:p>
     <w:p>
@@ -3598,7 +3598,7 @@
           <w:color w:val="555555"/>
           <w:sz w:val="22"/>
         </w:rPr>
-        <w:t>(誰も、動かない。大槻が、わずかに、顔を上げる。細川の、背筋が、小さく、こわばる。)</w:t>
+        <w:t>(誰も動かない。大槻がわずかに顔を上げる。細川の背筋が小さくこわばる。)</w:t>
       </w:r>
     </w:p>
     <w:p>
@@ -3644,7 +3644,7 @@
           <w:i w:val="0"/>
           <w:sz w:val="22"/>
         </w:rPr>
-        <w:t>はい。債務者は、放出が、規制当局の認可の下、一リットルあたり千五百ベクレル未満に希釈して行われること、海水のモニタリングを継続していることを、答弁書で、詳しく述べました。債権者らの、人格権侵害の具体的危険は、疎明されていないと考えます。</w:t>
+        <w:t>はい。債務者は、放出が規制当局の認可の下、一リットルあたり千五百ベクレル未満に希釈して行われること、海水のモニタリングを継続していることを、答弁書で詳しく述べました。債権者らの人格権侵害の具体的危険は、疎明されていないと考えます。</w:t>
       </w:r>
     </w:p>
     <w:p>
@@ -3667,7 +3667,7 @@
           <w:i w:val="0"/>
           <w:sz w:val="22"/>
         </w:rPr>
-        <w:t>反論します。(立つ)疎明の対象は、放出そのものの、安全性ではなく、債権者らの、生業への、取り返しのつかない損害です。風評による、漁獲物の取引停止は、すでに、始まっています。取引先からの、キャンセルの書面、組合員十二名分、疎明資料の、十七から二十八に、まとめました。</w:t>
+        <w:t>反論します。(立つ)疎明の対象は、放出そのものの安全性ではなく、債権者らの生業への取り返しのつかない損害です。風評による漁獲物の取引停止は、すでに始まっています。取引先からのキャンセルの書面、組合員十二名分を、疎明資料の十七から二十八にまとめました。</w:t>
       </w:r>
     </w:p>
     <w:p>
@@ -3690,7 +3690,7 @@
           <w:i w:val="0"/>
           <w:sz w:val="22"/>
         </w:rPr>
-        <w:t>……国の、見解は。(細川に目をやる)細川さん、書面は、拝見しました。ここで、補足があれば、口頭で、どうぞ。</w:t>
+        <w:t>……国の見解は。(細川に目をやる)細川さん、書面は拝見しました。ここで補足があれば、口頭でどうぞ。</w:t>
       </w:r>
     </w:p>
     <w:p>
@@ -3723,7 +3723,7 @@
           <w:i w:val="0"/>
           <w:sz w:val="22"/>
         </w:rPr>
-        <w:t>ご配慮に、感謝します。国は、債務者では、ありませんので、立場は、限られます。(間)書面に、書いた以上のことは、……私の、一存では、申し上げられません。ただ、一点。国は、この件で、裁判所の判断が、出ることを、妨げる意図は、ありません。</w:t>
+        <w:t>ご配慮に感謝します。国は債務者ではありませんので、立場は限られます。(間)書面に、書いた以上のことは、……私の一存では申し上げられません。ただ、一点。国はこの件で、裁判所の判断が出ることを妨げる意図はありません。</w:t>
       </w:r>
     </w:p>
     <w:p>
@@ -3738,7 +3738,7 @@
           <w:color w:val="555555"/>
           <w:sz w:val="22"/>
         </w:rPr>
-        <w:t>(大城が、傍聴席で、息を、とめる。細川が、静かに、座る。)</w:t>
+        <w:t>(大城が傍聴席で息をとめる。細川が静かに座る。)</w:t>
       </w:r>
     </w:p>
     <w:p>
@@ -3761,7 +3761,7 @@
           <w:i w:val="0"/>
           <w:sz w:val="22"/>
         </w:rPr>
-        <w:t>承りました。(書記官を見て)次回期日は、九月十五日。債務者は、追加の資料を。債権者は、担保の準備状況を、上申してください。結論の時期は、……お約束できません。</w:t>
+        <w:t>承りました。(書記官を見て)次回期日は、九月十五日。債務者は追加の資料を。債権者は担保の準備状況を上申してください。結論の時期は、……お約束できません。</w:t>
       </w:r>
     </w:p>
     <w:p>
@@ -3807,7 +3807,7 @@
           <w:i w:val="0"/>
           <w:sz w:val="22"/>
         </w:rPr>
-        <w:t>以上です。(立ち上がりかけ、ふと、遼を見る)真壁さん。</w:t>
+        <w:t>以上です。(立ち上がりかけ、ふと遼を見る)真壁さん。</w:t>
       </w:r>
     </w:p>
     <w:p>
@@ -3853,7 +3853,7 @@
           <w:i w:val="0"/>
           <w:sz w:val="22"/>
         </w:rPr>
-        <w:t>法廷で、お会いするのは、初めてですが、……あなたの、代理人としての弁論を、お聞きできて、よかったと、思います。</w:t>
+        <w:t>法廷でお会いするのは、初めてですが、……あなたの代理人としての弁論をお聞きできて、よかったと思います。</w:t>
       </w:r>
     </w:p>
     <w:p>
@@ -3868,7 +3868,7 @@
           <w:color w:val="555555"/>
           <w:sz w:val="22"/>
         </w:rPr>
-        <w:t>(裁判長が、退出する。茜が、深く、息を吐く。遼は、立ったまま、しばらく、動かない。傍聴席で、翔太が、小さく、拳を握る。)</w:t>
+        <w:t>(裁判長が退出する。茜が深く息を吐く。遼は立ったまま、しばらく動かない。傍聴席で、翔太が小さく拳を握る。)</w:t>
       </w:r>
     </w:p>
     <w:p>
@@ -3898,7 +3898,7 @@
           <w:color w:val="555555"/>
           <w:sz w:val="22"/>
         </w:rPr>
-        <w:t>(同日、午後5時40分。汐見の海岸。原発の煙突が、遠く、夕空に影を落とす。防波堤の上に、遼と大城。少し離れて、柚木が、ノートを持たず、立っている。波の音。釣り人が、一人。)</w:t>
+        <w:t>(同日、午後5時40分。汐見の海岸。原発の煙突が遠く夕空に影を落とす。防波堤の上に、遼と大城。少し離れて、柚木がノートを持たずに立っている。波の音。釣り人が一人。)</w:t>
       </w:r>
     </w:p>
     <w:p>
@@ -3967,7 +3967,7 @@
           <w:i w:val="0"/>
           <w:sz w:val="22"/>
         </w:rPr>
-        <w:t>最後の、裁判長の、あれ。「聞けて、よかった」。あれ、あんた、顔、緩んでた。</w:t>
+        <w:t>最後の裁判長の、あれ。「聞けて、よかった」。あれ、あんた、顔緩んでた。</w:t>
       </w:r>
     </w:p>
     <w:p>
@@ -4013,7 +4013,7 @@
           <w:i w:val="0"/>
           <w:sz w:val="22"/>
         </w:rPr>
-        <w:t>ちょっとだけ。(防波堤に、座り直す)勝ったわけじゃ、ないのは、分かってる。結論は、まだ。</w:t>
+        <w:t>ちょっとだけ。(防波堤に座り直す)勝ったわけじゃないのは分かってる。結論は、まだ。</w:t>
       </w:r>
     </w:p>
     <w:p>
@@ -4036,7 +4036,7 @@
           <w:i w:val="0"/>
           <w:sz w:val="22"/>
         </w:rPr>
-        <w:t>ええ。却下される可能性も、高い。仮処分の認容は、そう多くありません。</w:t>
+        <w:t>ええ。却下される可能性も高い。仮処分の認容は、そう多くありません。</w:t>
       </w:r>
     </w:p>
     <w:p>
@@ -4059,7 +4059,7 @@
           <w:i w:val="0"/>
           <w:sz w:val="22"/>
         </w:rPr>
-        <w:t>知ってる。(海を見て)でも、今日、あの部屋で、あたしらの名前が、読まれた。債権者、大城千鶴ほか四十二名って。</w:t>
+        <w:t>知ってる。(海を見て)でも今日、あの部屋で、あたしらの名前が読まれた。債権者、大城千鶴ほか四十二名って。</w:t>
       </w:r>
     </w:p>
     <w:p>
@@ -4105,7 +4105,7 @@
           <w:i w:val="0"/>
           <w:sz w:val="22"/>
         </w:rPr>
-        <w:t>国は、あたしらの名前を、一度も、読まなかった。紙で、「関係者」って、書いてあった。……名前が、呼ばれるって、いいもんだな。</w:t>
+        <w:t>国は、あたしらの名前を一度も読まなかった。紙で「関係者」って書いてあった。……名前が呼ばれるって、いいもんだな。</w:t>
       </w:r>
     </w:p>
     <w:p>
@@ -4120,7 +4120,7 @@
           <w:color w:val="555555"/>
           <w:sz w:val="22"/>
         </w:rPr>
-        <w:t>(柚木が、ゆっくり、近づく。)</w:t>
+        <w:t>(柚木がゆっくり近づく。)</w:t>
       </w:r>
     </w:p>
     <w:p>
@@ -4143,7 +4143,7 @@
           <w:i w:val="0"/>
           <w:sz w:val="22"/>
         </w:rPr>
-        <w:t>真壁先生。今日の、記事、見出しを、どうしますか。</w:t>
+        <w:t>真壁先生。今日の記事の見出しを、どうしますか。</w:t>
       </w:r>
     </w:p>
     <w:p>
@@ -4189,7 +4189,7 @@
           <w:i w:val="0"/>
           <w:sz w:val="22"/>
         </w:rPr>
-        <w:t>「議員弁護士、法廷へ」が、いちばん、書きやすいです。でも、それでは、先生の話に、なってしまう。</w:t>
+        <w:t>「議員弁護士、法廷へ」がいちばん書きやすいです。でもそれでは、先生の話になってしまう。</w:t>
       </w:r>
     </w:p>
     <w:p>
@@ -4212,7 +4212,7 @@
           <w:i w:val="0"/>
           <w:sz w:val="22"/>
         </w:rPr>
-        <w:t>……期日を、書いてください。九月十五日。債権者は、担保の準備状況を、上申する、と。結論は、書かないでください。まだ、ありませんから。</w:t>
+        <w:t>……期日を書いてください。九月十五日。債権者は、担保の準備状況を上申する、と。結論は書かないでください。まだありませんから。</w:t>
       </w:r>
     </w:p>
     <w:p>
@@ -4235,7 +4235,7 @@
           <w:i w:val="0"/>
           <w:sz w:val="22"/>
         </w:rPr>
-        <w:t>結論が、ない記事は、新聞社の、嫌いな記事です。</w:t>
+        <w:t>結論がない記事は新聞社の嫌いな記事です。</w:t>
       </w:r>
     </w:p>
     <w:p>
@@ -4258,7 +4258,7 @@
           <w:i w:val="0"/>
           <w:sz w:val="22"/>
         </w:rPr>
-        <w:t>知っています。でも、これは、そういう記事です。</w:t>
+        <w:t>知っています。でもこれは、そういう記事です。</w:t>
       </w:r>
     </w:p>
     <w:p>
@@ -4291,7 +4291,7 @@
           <w:i w:val="0"/>
           <w:sz w:val="22"/>
         </w:rPr>
-        <w:t>……分かりました。「次回、九月十五日」。それだけ、書きます。(一歩下がり)先生。あの、最後の一行。あの、約束した、あれ。</w:t>
+        <w:t>……分かりました。「次回、九月十五日」。それだけ書きます。(一歩下がり)先生。あの、最後の一行。あの、約束した、あれ。</w:t>
       </w:r>
     </w:p>
     <w:p>
@@ -4337,7 +4337,7 @@
           <w:i w:val="0"/>
           <w:sz w:val="22"/>
         </w:rPr>
-        <w:t>あれは、あれで、もう、書きました。今度の記事に、「最後の一行」は、要りません。</w:t>
+        <w:t>あれは、あれでもう書きました。今度の記事に「最後の一行」は要りません。</w:t>
       </w:r>
     </w:p>
     <w:p>
@@ -4375,7 +4375,7 @@
           <w:color w:val="555555"/>
           <w:sz w:val="22"/>
         </w:rPr>
-        <w:t>(柚木が、会釈して去る。大城が、立ち上がり、足元の、小石を、一つ、海に投げる。波紋が、小さく、広がる。)</w:t>
+        <w:t>(柚木が会釈して去る。大城が立ち上がり、足元の小石を一つ、海に投げる。波紋が小さく広がる。)</w:t>
       </w:r>
     </w:p>
     <w:p>
@@ -4500,7 +4500,7 @@
           <w:i w:val="0"/>
           <w:sz w:val="22"/>
         </w:rPr>
-        <w:t>ありがとうは、決定が出てから、言う。出なかったら、言わない。</w:t>
+        <w:t>ありがとうは、決定が出てから言う。出なかったら言わない。</w:t>
       </w:r>
     </w:p>
     <w:p>
@@ -4523,7 +4523,7 @@
           <w:i w:val="0"/>
           <w:sz w:val="22"/>
         </w:rPr>
-        <w:t>……それで、結構です。</w:t>
+        <w:t>……それで結構です。</w:t>
       </w:r>
     </w:p>
     <w:p>
@@ -4546,7 +4546,7 @@
           <w:i w:val="0"/>
           <w:sz w:val="22"/>
         </w:rPr>
-        <w:t>うそ。出なくても、言うけどな。</w:t>
+        <w:t>うそ。出なくても言うけどな。</w:t>
       </w:r>
     </w:p>
     <w:p>
@@ -4561,7 +4561,7 @@
           <w:color w:val="555555"/>
           <w:sz w:val="22"/>
         </w:rPr>
-        <w:t>(二人の、足音が、堤防から、遠ざかる。海の色は、夕暮れの、灰色と、薄い金色。)</w:t>
+        <w:t>(二人の足音が堤防から遠ざかる。海の色は夕暮れの灰色と薄い金色。)</w:t>
       </w:r>
     </w:p>
     <w:p>
@@ -4591,7 +4591,7 @@
           <w:color w:val="555555"/>
           <w:sz w:val="22"/>
         </w:rPr>
-        <w:t>(2023年9月15日(金)、午後9時。桐生法律事務所。今日の期日は、審尋を終え、決定の日は、追って指定、とされた。党紀委員会は、二十日。その二つの日付が、遼の机の、手帳に、並んで書いてある。階段を上がってくる、宅配便の足音。三浦が、荷物を受け取って、ガラス戸を開ける。)</w:t>
+        <w:t>(2023年9月15日(金)、午後9時。桐生法律事務所。今日の期日は、審尋を終え、決定の日は追って指定とされた。党紀委員会は二十日。その二つの日付が、遼の机の手帳に並んで書いてある。階段を上がってくる宅配便の足音。三浦が荷物を受け取って、ガラス戸を開ける。)</w:t>
       </w:r>
     </w:p>
     <w:p>
@@ -4660,7 +4660,7 @@
           <w:i w:val="0"/>
           <w:sz w:val="22"/>
         </w:rPr>
-        <w:t>お茶の缶、ですね。</w:t>
+        <w:t>お茶の缶ですね。</w:t>
       </w:r>
     </w:p>
     <w:p>
@@ -4675,7 +4675,7 @@
           <w:color w:val="555555"/>
           <w:sz w:val="22"/>
         </w:rPr>
-        <w:t>(遼が、段ボールを開ける。中に、見慣れた、茶色の缶と、手紙。缶の側面に、マスキングテープ。「遼」と、不器用な、太い文字。)</w:t>
+        <w:t>(遼が、段ボールを開ける。中に見慣れた茶色の缶と手紙。缶の側面にマスキングテープ。「遼」と、不器用な太い文字。)</w:t>
       </w:r>
     </w:p>
     <w:p>
@@ -4698,7 +4698,7 @@
           <w:i w:val="0"/>
           <w:sz w:val="22"/>
         </w:rPr>
-        <w:t>……父の、字です。</w:t>
+        <w:t>……父の字です。</w:t>
       </w:r>
     </w:p>
     <w:p>
@@ -4713,7 +4713,7 @@
           <w:color w:val="555555"/>
           <w:sz w:val="22"/>
         </w:rPr>
-        <w:t>(遼が、手紙を開く。短い。声に出して、読む。)</w:t>
+        <w:t>(遼が手紙を開く。短い。声に出して読む。)</w:t>
       </w:r>
     </w:p>
     <w:p>
@@ -4736,7 +4736,7 @@
           <w:i w:val="0"/>
           <w:sz w:val="22"/>
         </w:rPr>
-        <w:t>「遼へ。あの人の机の、一番下の、引き出しから出てきました。あなたの分、と、貼ってあります。開けては、ありません。中身は、番茶のようです。炒ってください、という意味だと思います。あの人は、最後まで、桐生さんの味に、近づけませんでした。二度、焦がして。澄子」。</w:t>
+        <w:t>「遼へ。あの人の机の一番下の引き出しから出てきました。あなたの分、と、貼ってあります。開けてはいません。中身は番茶のようです。炒ってください、という意味だと思います。あの人は最後まで、桐生さんの味に近づけませんでした。二度、焦がして。澄子」。</w:t>
       </w:r>
     </w:p>
     <w:p>
@@ -4760,7 +4760,7 @@
           <w:color w:val="555555"/>
           <w:sz w:val="22"/>
         </w:rPr>
-        <w:t>(小さく吹き出し、すぐ、口を押さえる)</w:t>
+        <w:t>(小さく吹き出し、すぐ口を押さえる)</w:t>
       </w:r>
       <w:r>
         <w:rPr>
@@ -4792,7 +4792,7 @@
           <w:i w:val="0"/>
           <w:sz w:val="22"/>
         </w:rPr>
-        <w:t>いいんです。(缶を、見つめる)父は、病院で、看護師さんに、頼んだらしい。炒ってください、と。断られて。</w:t>
+        <w:t>いいんです。(缶を見つめる)父は病院で看護師さんに頼んだらしい。炒ってください、と。断られて。</w:t>
       </w:r>
     </w:p>
     <w:p>
@@ -4830,7 +4830,7 @@
           <w:color w:val="555555"/>
           <w:sz w:val="22"/>
         </w:rPr>
-        <w:t>(遼が、棚から、焙烙を取る。こんろに、火。いちばん小さな。缶の蓋を開ける。ざらざらと、番茶の葉が、焙烙に落ちる。香ばしい前の、青い匂い。遼が、ゆっくり、揺する。三浦が、鉄瓶を、火にかける。)</w:t>
+        <w:t>(遼が棚から焙烙を取る。こんろに火。いちばん小さな。缶の蓋を開ける。ざらざらと番茶の葉が焙烙に落ちる。香ばしくなる前の青い匂い。遼がゆっくり揺する。三浦が鉄瓶を火にかける。)</w:t>
       </w:r>
     </w:p>
     <w:p>
@@ -4853,7 +4853,7 @@
           <w:i w:val="0"/>
           <w:sz w:val="22"/>
         </w:rPr>
-        <w:t>桐生先生が、いつも、言ってました。「急ぐな。揺すり続けろ」。</w:t>
+        <w:t>桐生先生がいつも言ってました。「急ぐな。揺すり続けろ」。</w:t>
       </w:r>
     </w:p>
     <w:p>
@@ -4876,7 +4876,7 @@
           <w:i w:val="0"/>
           <w:sz w:val="22"/>
         </w:rPr>
-        <w:t>「煙が、一本、上がったら、止める」。</w:t>
+        <w:t>「煙が一本、上がったら止める」。</w:t>
       </w:r>
     </w:p>
     <w:p>
@@ -4891,7 +4891,7 @@
           <w:color w:val="555555"/>
           <w:sz w:val="22"/>
         </w:rPr>
-        <w:t>(焙烙の中の、葉の色が、少しずつ、変わる。茶色。ほうじ茶の、匂い。窓の外、九月の夜の、少し冷たい風。)</w:t>
+        <w:t>(焙烙の中の葉の色が少しずつ変わる。茶色。ほうじ茶の匂い。窓の外、九月の夜の少し冷たい風。)</w:t>
       </w:r>
     </w:p>
     <w:p>
@@ -4914,7 +4914,7 @@
           <w:i w:val="0"/>
           <w:sz w:val="22"/>
         </w:rPr>
-        <w:t>一杯だけ、ですか。</w:t>
+        <w:t>一杯だけですか。</w:t>
       </w:r>
     </w:p>
     <w:p>
@@ -4952,7 +4952,7 @@
           <w:color w:val="555555"/>
           <w:sz w:val="22"/>
         </w:rPr>
-        <w:t>(遼が、湯呑みを、並べる。桐生の、空の湯呑み。遼の、紺の湯呑み。三つ目の、窓際の、誰も座っていない椅子の前に。それから、四つ目を、そっと、その隣に。)</w:t>
+        <w:t>(遼が湯呑みを並べる。桐生の空の湯呑み。遼の紺の湯呑み。三つ目を、窓際の誰も座っていない椅子の前に。それから、四つ目をそっとその隣に。)</w:t>
       </w:r>
     </w:p>
     <w:p>
@@ -5013,7 +5013,7 @@
           <w:color w:val="555555"/>
           <w:sz w:val="22"/>
         </w:rPr>
-        <w:t>(焙烙から、細い煙が、一本、すうっと、上がる。遼が、火を止める。急須に、茶葉を移し、鉄瓶の湯を、注ぐ。香りが、部屋に、広がる。最初の湯呑みを、桐生の、空の席に。二つ目は、遼の前。三つ目は、窓際に。四つ目に、そっと、注ぐ。)</w:t>
+        <w:t>(焙烙から、細い煙が一本、すうっと上がる。遼が火を止める。急須に茶葉を移し、鉄瓶の湯を注ぐ。香りが部屋に広がる。最初の湯呑みを桐生の空の席に。二つ目は遼の前。三つ目は窓際に。四つ目にそっと注ぐ。)</w:t>
       </w:r>
     </w:p>
     <w:p>
@@ -5036,7 +5036,7 @@
           <w:i w:val="0"/>
           <w:sz w:val="22"/>
         </w:rPr>
-        <w:t>……少し、苦いな。</w:t>
+        <w:t>……少し苦いな。</w:t>
       </w:r>
     </w:p>
     <w:p>
@@ -5059,7 +5059,7 @@
           <w:i w:val="0"/>
           <w:sz w:val="22"/>
         </w:rPr>
-        <w:t>焦がした、ところが、あるんでしょうね。</w:t>
+        <w:t>焦がしたところが、あるんでしょうね。</w:t>
       </w:r>
     </w:p>
     <w:p>
@@ -5097,7 +5097,7 @@
           <w:color w:val="555555"/>
           <w:sz w:val="22"/>
         </w:rPr>
-        <w:t>(遼が、四つ目の湯呑みの前で、しばらく、動かない。それから、一口、自分の湯呑みから、飲む。)</w:t>
+        <w:t>(遼が四つ目の湯呑みの前で、しばらく動かない。それから一口、自分の湯呑みから飲む。)</w:t>
       </w:r>
     </w:p>
     <w:p>
@@ -5120,7 +5120,7 @@
           <w:i w:val="0"/>
           <w:sz w:val="22"/>
         </w:rPr>
-        <w:t>……三浦さん。看板の、金文字。</w:t>
+        <w:t>……三浦さん。看板の金文字。</w:t>
       </w:r>
     </w:p>
     <w:p>
@@ -5166,7 +5166,7 @@
           <w:i w:val="0"/>
           <w:sz w:val="22"/>
         </w:rPr>
-        <w:t>少し、剥げてきましたね。でも、書き直さずに、このままにします。</w:t>
+        <w:t>少し剥げてきましたね。でも書き直さずに、このままにします。</w:t>
       </w:r>
     </w:p>
     <w:p>
@@ -5212,7 +5212,7 @@
           <w:i w:val="0"/>
           <w:sz w:val="22"/>
         </w:rPr>
-        <w:t>ええ。まだ、桐生先生の、事務所ですから。</w:t>
+        <w:t>ええ。まだ桐生先生の事務所ですから。</w:t>
       </w:r>
     </w:p>
     <w:p>
@@ -5227,7 +5227,7 @@
           <w:color w:val="555555"/>
           <w:sz w:val="22"/>
         </w:rPr>
-        <w:t>(階段が、きしむ。誰かが、ゆっくり、上がってくる。三浦が、顔を上げる。遼が、湯呑みを置く。ガラス戸の向こう、外灯に、人影。ノックの音。)</w:t>
+        <w:t>(階段がきしむ。誰かがゆっくり上がってくる。三浦が顔を上げる。遼が湯呑みを置く。ガラス戸の向こう、外灯に人影。ノックの音。)</w:t>
       </w:r>
     </w:p>
     <w:p>
@@ -5273,7 +5273,7 @@
           <w:i w:val="0"/>
           <w:sz w:val="22"/>
         </w:rPr>
-        <w:t>……お茶は、まだ、あります。</w:t>
+        <w:t>……お茶はまだあります。</w:t>
       </w:r>
     </w:p>
     <w:p>
@@ -5288,7 +5288,7 @@
           <w:color w:val="555555"/>
           <w:sz w:val="22"/>
         </w:rPr>
-        <w:t>(三浦が、立ち上がり、ガラス戸を開ける。夜の風が、入る。鉄瓶が、小さく、鳴る。「桐生法律事務所」の金文字が、外灯に、静かに、光る。)</w:t>
+        <w:t>(三浦が立ち上がり、ガラス戸を開ける。夜の風が入る。鉄瓶が小さく鳴る。「桐生法律事務所」の金文字が、外灯に静かに光る。)</w:t>
       </w:r>
     </w:p>
     <w:p>
@@ -5326,7 +5326,7 @@
           <w:color w:val="555555"/>
           <w:sz w:val="22"/>
         </w:rPr>
-        <w:t>(扉は、開いたまま。階段の下で、もう一人、誰かの靴音が、近づいてくる。)</w:t>
+        <w:t>(扉は開いたまま。階段の下で、もう一人、誰かの靴音が近づいてくる。)</w:t>
       </w:r>
     </w:p>
     <w:p>
